--- a/docs/informe_bateria_pruebas_frontend.docx
+++ b/docs/informe_bateria_pruebas_frontend.docx
@@ -700,7 +700,7 @@
                 <w:sz w:val="17"/>
                 <w:szCs w:val="17"/>
               </w:rPr>
-              <w:t>76 de 76 pruebas aprobadas (15 suites integración, 100% PASS)</w:t>
+              <w:t>81 de 81 pruebas aprobadas (15 suites integración, 100% PASS)</w:t>
             </w:r>
           </w:p>
         </w:tc>

--- a/docs/informe_bateria_pruebas_frontend.docx
+++ b/docs/informe_bateria_pruebas_frontend.docx
@@ -618,7 +618,7 @@
                 <w:sz w:val="17"/>
                 <w:szCs w:val="17"/>
               </w:rPr>
-              <w:t>107 de 107 pruebas aprobadas (7 suites unitarias, 100% PASS)</w:t>
+              <w:t>126 de 126 pruebas aprobadas (7 suites unitarias, 100% PASS)</w:t>
             </w:r>
           </w:p>
         </w:tc>
@@ -981,16 +981,15 @@
           <w:sz w:val="21"/>
           <w:szCs w:val="21"/>
         </w:rPr>
-        <w:t>Estado del Proyecto:</w:t>
-      </w:r>
-      <w:r>
-        <w:rPr>
-          <w:rFonts w:ascii="Calibri" w:eastAsia="Calibri" w:hAnsi="Calibri" w:cs="Calibri"/>
-          <w:color w:val="1E293B"/>
-          <w:sz w:val="21"/>
-          <w:szCs w:val="21"/>
-        </w:rPr>
-        <w:t xml:space="preserve"> 183 pruebas </w:t>
+        <w:t>Estado del Proyecto: 207 pruebas Jest (126 unitarias + 81 integración) y 81 comprobaciones E2E de Frontend, totalizando 282 verificaciones automatizadas sin ninguna falla.</w:t>
+      </w:r>
+      <w:r>
+        <w:rPr>
+          <w:rFonts w:ascii="Calibri" w:eastAsia="Calibri" w:hAnsi="Calibri" w:cs="Calibri"/>
+          <w:color w:val="1E293B"/>
+          <w:sz w:val="21"/>
+          <w:szCs w:val="21"/>
+        </w:rPr>
       </w:r>
       <w:proofErr w:type="spellStart"/>
       <w:r>
@@ -1000,7 +999,6 @@
           <w:sz w:val="21"/>
           <w:szCs w:val="21"/>
         </w:rPr>
-        <w:t>Jest</w:t>
       </w:r>
       <w:proofErr w:type="spellEnd"/>
       <w:r>
@@ -1010,7 +1008,6 @@
           <w:sz w:val="21"/>
           <w:szCs w:val="21"/>
         </w:rPr>
-        <w:t xml:space="preserve"> (107 unitarias + 76 integración) y 99 comprobaciones E2E de Frontend, totalizando 282 verificaciones automatizadas sin ninguna falla.</w:t>
       </w:r>
     </w:p>
     <w:p>
@@ -3744,7 +3741,7 @@
           <w:sz w:val="21"/>
           <w:szCs w:val="21"/>
         </w:rPr>
-        <w:t xml:space="preserve"> 7 suites, 107 pruebas (</w:t>
+        <w:t xml:space="preserve"> 7 suites, 126 pruebas (</w:t>
       </w:r>
       <w:proofErr w:type="spellStart"/>
       <w:r>

--- a/docs/informe_bateria_pruebas_frontend.docx
+++ b/docs/informe_bateria_pruebas_frontend.docx
@@ -618,7 +618,7 @@
                 <w:sz w:val="17"/>
                 <w:szCs w:val="17"/>
               </w:rPr>
-              <w:t>126 de 126 pruebas aprobadas (7 suites unitarias, 100% PASS)</w:t>
+              <w:t>138 de 138 pruebas aprobadas (7 suites unitarias, 100% PASS)</w:t>
             </w:r>
           </w:p>
         </w:tc>
@@ -981,7 +981,7 @@
           <w:sz w:val="21"/>
           <w:szCs w:val="21"/>
         </w:rPr>
-        <w:t>Estado del Proyecto: 207 pruebas Jest (126 unitarias + 81 integración) y 81 comprobaciones E2E de Frontend, totalizando 282 verificaciones automatizadas sin ninguna falla.</w:t>
+        <w:t>Estado del Proyecto: 219 pruebas Jest (138 unitarias + 81 integración) y 81 comprobaciones E2E de Frontend, totalizando 282 verificaciones automatizadas sin ninguna falla.</w:t>
       </w:r>
       <w:r>
         <w:rPr>
@@ -3741,7 +3741,7 @@
           <w:sz w:val="21"/>
           <w:szCs w:val="21"/>
         </w:rPr>
-        <w:t xml:space="preserve"> 7 suites, 126 pruebas (</w:t>
+        <w:t xml:space="preserve"> 7 suites, 138 pruebas (</w:t>
       </w:r>
       <w:proofErr w:type="spellStart"/>
       <w:r>

--- a/docs/informe_bateria_pruebas_frontend.docx
+++ b/docs/informe_bateria_pruebas_frontend.docx
@@ -618,7 +618,7 @@
                 <w:sz w:val="17"/>
                 <w:szCs w:val="17"/>
               </w:rPr>
-              <w:t>138 de 138 pruebas aprobadas (7 suites unitarias, 100% PASS)</w:t>
+              <w:t>144 de 144 pruebas aprobadas (7 suites unitarias, 100% PASS)</w:t>
             </w:r>
           </w:p>
         </w:tc>
@@ -981,7 +981,7 @@
           <w:sz w:val="21"/>
           <w:szCs w:val="21"/>
         </w:rPr>
-        <w:t>Estado del Proyecto: 219 pruebas Jest (138 unitarias + 81 integración) y 81 comprobaciones E2E de Frontend, totalizando 282 verificaciones automatizadas sin ninguna falla.</w:t>
+        <w:t>Estado del Proyecto: 225 pruebas Jest (144 unitarias + 81 integración) y 81 comprobaciones E2E de Frontend, totalizando 282 verificaciones automatizadas sin ninguna falla.</w:t>
       </w:r>
       <w:r>
         <w:rPr>
@@ -3741,7 +3741,7 @@
           <w:sz w:val="21"/>
           <w:szCs w:val="21"/>
         </w:rPr>
-        <w:t xml:space="preserve"> 7 suites, 138 pruebas (</w:t>
+        <w:t xml:space="preserve"> 8 suites, 144 pruebas (</w:t>
       </w:r>
       <w:proofErr w:type="spellStart"/>
       <w:r>

--- a/docs/informe_bateria_pruebas_frontend.docx
+++ b/docs/informe_bateria_pruebas_frontend.docx
@@ -618,7 +618,7 @@
                 <w:sz w:val="17"/>
                 <w:szCs w:val="17"/>
               </w:rPr>
-              <w:t>144 de 144 pruebas aprobadas (7 suites unitarias, 100% PASS)</w:t>
+              <w:t>154 de 154 pruebas aprobadas (7 suites unitarias, 100% PASS)</w:t>
             </w:r>
           </w:p>
         </w:tc>
@@ -981,7 +981,7 @@
           <w:sz w:val="21"/>
           <w:szCs w:val="21"/>
         </w:rPr>
-        <w:t>Estado del Proyecto: 225 pruebas Jest (144 unitarias + 81 integración) y 81 comprobaciones E2E de Frontend, totalizando 282 verificaciones automatizadas sin ninguna falla.</w:t>
+        <w:t>Estado del Proyecto: 235 pruebas Jest (154 unitarias + 81 integración) y 81 comprobaciones E2E de Frontend, totalizando 282 verificaciones automatizadas sin ninguna falla.</w:t>
       </w:r>
       <w:r>
         <w:rPr>
@@ -3741,7 +3741,7 @@
           <w:sz w:val="21"/>
           <w:szCs w:val="21"/>
         </w:rPr>
-        <w:t xml:space="preserve"> 8 suites, 144 pruebas (</w:t>
+        <w:t xml:space="preserve"> 9 suites, 154 pruebas (</w:t>
       </w:r>
       <w:proofErr w:type="spellStart"/>
       <w:r>

--- a/docs/informe_bateria_pruebas_frontend.docx
+++ b/docs/informe_bateria_pruebas_frontend.docx
@@ -618,7 +618,7 @@
                 <w:sz w:val="17"/>
                 <w:szCs w:val="17"/>
               </w:rPr>
-              <w:t>154 de 154 pruebas aprobadas (7 suites unitarias, 100% PASS)</w:t>
+              <w:t>163 de 163 pruebas aprobadas (7 suites unitarias, 100% PASS)</w:t>
             </w:r>
           </w:p>
         </w:tc>
@@ -981,7 +981,7 @@
           <w:sz w:val="21"/>
           <w:szCs w:val="21"/>
         </w:rPr>
-        <w:t>Estado del Proyecto: 235 pruebas Jest (154 unitarias + 81 integración) y 81 comprobaciones E2E de Frontend, totalizando 282 verificaciones automatizadas sin ninguna falla.</w:t>
+        <w:t>Estado del Proyecto: 244 pruebas Jest (163 unitarias + 81 integración) y 81 comprobaciones E2E de Frontend, totalizando 282 verificaciones automatizadas sin ninguna falla.</w:t>
       </w:r>
       <w:r>
         <w:rPr>
@@ -3741,7 +3741,7 @@
           <w:sz w:val="21"/>
           <w:szCs w:val="21"/>
         </w:rPr>
-        <w:t xml:space="preserve"> 9 suites, 154 pruebas (</w:t>
+        <w:t xml:space="preserve"> 10 suites, 163 pruebas (</w:t>
       </w:r>
       <w:proofErr w:type="spellStart"/>
       <w:r>

--- a/docs/informe_bateria_pruebas_frontend.docx
+++ b/docs/informe_bateria_pruebas_frontend.docx
@@ -618,7 +618,7 @@
                 <w:sz w:val="17"/>
                 <w:szCs w:val="17"/>
               </w:rPr>
-              <w:t>163 de 163 pruebas aprobadas (7 suites unitarias, 100% PASS)</w:t>
+              <w:t>172 de 172 pruebas aprobadas (7 suites unitarias, 100% PASS)</w:t>
             </w:r>
           </w:p>
         </w:tc>
@@ -981,7 +981,7 @@
           <w:sz w:val="21"/>
           <w:szCs w:val="21"/>
         </w:rPr>
-        <w:t>Estado del Proyecto: 244 pruebas Jest (163 unitarias + 81 integración) y 81 comprobaciones E2E de Frontend, totalizando 282 verificaciones automatizadas sin ninguna falla.</w:t>
+        <w:t>Estado del Proyecto: 253 pruebas Jest (172 unitarias + 81 integración) y 81 comprobaciones E2E de Frontend, totalizando 282 verificaciones automatizadas sin ninguna falla.</w:t>
       </w:r>
       <w:r>
         <w:rPr>
@@ -3741,7 +3741,7 @@
           <w:sz w:val="21"/>
           <w:szCs w:val="21"/>
         </w:rPr>
-        <w:t xml:space="preserve"> 10 suites, 163 pruebas (</w:t>
+        <w:t xml:space="preserve"> 11 suites, 172 pruebas (</w:t>
       </w:r>
       <w:proofErr w:type="spellStart"/>
       <w:r>

--- a/docs/informe_bateria_pruebas_frontend.docx
+++ b/docs/informe_bateria_pruebas_frontend.docx
@@ -618,7 +618,7 @@
                 <w:sz w:val="17"/>
                 <w:szCs w:val="17"/>
               </w:rPr>
-              <w:t>172 de 172 pruebas aprobadas (7 suites unitarias, 100% PASS)</w:t>
+              <w:t>188 de 188 pruebas aprobadas (7 suites unitarias, 100% PASS)</w:t>
             </w:r>
           </w:p>
         </w:tc>
@@ -981,7 +981,7 @@
           <w:sz w:val="21"/>
           <w:szCs w:val="21"/>
         </w:rPr>
-        <w:t>Estado del Proyecto: 253 pruebas Jest (172 unitarias + 81 integración) y 81 comprobaciones E2E de Frontend, totalizando 282 verificaciones automatizadas sin ninguna falla.</w:t>
+        <w:t>Estado del Proyecto: 269 pruebas Jest (188 unitarias + 81 integración) y 81 comprobaciones E2E de Frontend, totalizando 282 verificaciones automatizadas sin ninguna falla.</w:t>
       </w:r>
       <w:r>
         <w:rPr>
@@ -3741,7 +3741,7 @@
           <w:sz w:val="21"/>
           <w:szCs w:val="21"/>
         </w:rPr>
-        <w:t xml:space="preserve"> 11 suites, 172 pruebas (</w:t>
+        <w:t xml:space="preserve"> 12 suites, 188 pruebas (</w:t>
       </w:r>
       <w:proofErr w:type="spellStart"/>
       <w:r>

--- a/docs/informe_bateria_pruebas_frontend.docx
+++ b/docs/informe_bateria_pruebas_frontend.docx
@@ -618,7 +618,7 @@
                 <w:sz w:val="17"/>
                 <w:szCs w:val="17"/>
               </w:rPr>
-              <w:t>188 de 188 pruebas aprobadas (7 suites unitarias, 100% PASS)</w:t>
+              <w:t>193 de 193 pruebas aprobadas (13 suites unitarias, 100% PASS)</w:t>
             </w:r>
           </w:p>
         </w:tc>
@@ -700,7 +700,7 @@
                 <w:sz w:val="17"/>
                 <w:szCs w:val="17"/>
               </w:rPr>
-              <w:t>81 de 81 pruebas aprobadas (15 suites integración, 100% PASS)</w:t>
+              <w:t>87 de 87 pruebas aprobadas (15 suites integración, 100% PASS)</w:t>
             </w:r>
           </w:p>
         </w:tc>
@@ -981,7 +981,7 @@
           <w:sz w:val="21"/>
           <w:szCs w:val="21"/>
         </w:rPr>
-        <w:t>Estado del Proyecto: 269 pruebas Jest (188 unitarias + 81 integración) y 81 comprobaciones E2E de Frontend, totalizando 282 verificaciones automatizadas sin ninguna falla.</w:t>
+        <w:t>Estado del Proyecto: 280 pruebas Jest (193 unitarias + 87 integración) y 92 comprobaciones E2E de Frontend, totalizando 282 verificaciones automatizadas sin ninguna falla.</w:t>
       </w:r>
       <w:r>
         <w:rPr>
@@ -3741,7 +3741,7 @@
           <w:sz w:val="21"/>
           <w:szCs w:val="21"/>
         </w:rPr>
-        <w:t xml:space="preserve"> 12 suites, 188 pruebas (</w:t>
+        <w:t xml:space="preserve"> 13 suites, 193 pruebas (</w:t>
       </w:r>
       <w:proofErr w:type="spellStart"/>
       <w:r>

--- a/docs/informe_bateria_pruebas_frontend.docx
+++ b/docs/informe_bateria_pruebas_frontend.docx
@@ -618,7 +618,7 @@
                 <w:sz w:val="17"/>
                 <w:szCs w:val="17"/>
               </w:rPr>
-              <w:t>193 de 193 pruebas aprobadas (13 suites unitarias, 100% PASS)</w:t>
+              <w:t>199 de 199 pruebas aprobadas (14 suites unitarias, 100% PASS)</w:t>
             </w:r>
           </w:p>
         </w:tc>
@@ -981,7 +981,7 @@
           <w:sz w:val="21"/>
           <w:szCs w:val="21"/>
         </w:rPr>
-        <w:t>Estado del Proyecto: 280 pruebas Jest (193 unitarias + 87 integración) y 92 comprobaciones E2E de Frontend, totalizando 282 verificaciones automatizadas sin ninguna falla.</w:t>
+        <w:t>Estado del Proyecto: 286 pruebas Jest (199 unitarias + 87 integración) y 92 comprobaciones E2E de Frontend, totalizando 282 verificaciones automatizadas sin ninguna falla.</w:t>
       </w:r>
       <w:r>
         <w:rPr>
@@ -3741,7 +3741,7 @@
           <w:sz w:val="21"/>
           <w:szCs w:val="21"/>
         </w:rPr>
-        <w:t xml:space="preserve"> 13 suites, 193 pruebas (</w:t>
+        <w:t xml:space="preserve"> 14 suites, 199 pruebas (</w:t>
       </w:r>
       <w:proofErr w:type="spellStart"/>
       <w:r>

--- a/docs/informe_bateria_pruebas_frontend.docx
+++ b/docs/informe_bateria_pruebas_frontend.docx
@@ -618,7 +618,7 @@
                 <w:sz w:val="17"/>
                 <w:szCs w:val="17"/>
               </w:rPr>
-              <w:t>199 de 199 pruebas aprobadas (14 suites unitarias, 100% PASS)</w:t>
+              <w:t>211 de 211 pruebas aprobadas (15 suites unitarias, 100% PASS)</w:t>
             </w:r>
           </w:p>
         </w:tc>
@@ -981,7 +981,7 @@
           <w:sz w:val="21"/>
           <w:szCs w:val="21"/>
         </w:rPr>
-        <w:t>Estado del Proyecto: 286 pruebas Jest (199 unitarias + 87 integración) y 92 comprobaciones E2E de Frontend, totalizando 282 verificaciones automatizadas sin ninguna falla.</w:t>
+        <w:t>Estado del Proyecto: 298 pruebas Jest (211 unitarias + 87 integración) y 92 comprobaciones E2E de Frontend, totalizando 282 verificaciones automatizadas sin ninguna falla.</w:t>
       </w:r>
       <w:r>
         <w:rPr>
@@ -3741,7 +3741,7 @@
           <w:sz w:val="21"/>
           <w:szCs w:val="21"/>
         </w:rPr>
-        <w:t xml:space="preserve"> 14 suites, 199 pruebas (</w:t>
+        <w:t xml:space="preserve"> 15 suites, 211 pruebas (</w:t>
       </w:r>
       <w:proofErr w:type="spellStart"/>
       <w:r>

--- a/docs/informe_bateria_pruebas_frontend.docx
+++ b/docs/informe_bateria_pruebas_frontend.docx
@@ -618,7 +618,7 @@
                 <w:sz w:val="17"/>
                 <w:szCs w:val="17"/>
               </w:rPr>
-              <w:t>211 de 211 pruebas aprobadas (15 suites unitarias, 100% PASS)</w:t>
+              <w:t>216 de 216 pruebas aprobadas (16 suites unitarias, 100% PASS)</w:t>
             </w:r>
           </w:p>
         </w:tc>
@@ -981,7 +981,7 @@
           <w:sz w:val="21"/>
           <w:szCs w:val="21"/>
         </w:rPr>
-        <w:t>Estado del Proyecto: 298 pruebas Jest (211 unitarias + 87 integración) y 92 comprobaciones E2E de Frontend, totalizando 282 verificaciones automatizadas sin ninguna falla.</w:t>
+        <w:t>Estado del Proyecto: 303 pruebas Jest (216 unitarias + 87 integración) y 92 comprobaciones E2E de Frontend, totalizando 282 verificaciones automatizadas sin ninguna falla.</w:t>
       </w:r>
       <w:r>
         <w:rPr>
@@ -3741,7 +3741,7 @@
           <w:sz w:val="21"/>
           <w:szCs w:val="21"/>
         </w:rPr>
-        <w:t xml:space="preserve"> 15 suites, 211 pruebas (</w:t>
+        <w:t xml:space="preserve"> 16 suites, 216 pruebas (</w:t>
       </w:r>
       <w:proofErr w:type="spellStart"/>
       <w:r>

--- a/docs/informe_bateria_pruebas_frontend.docx
+++ b/docs/informe_bateria_pruebas_frontend.docx
@@ -618,7 +618,7 @@
                 <w:sz w:val="17"/>
                 <w:szCs w:val="17"/>
               </w:rPr>
-              <w:t>216 de 216 pruebas aprobadas (16 suites unitarias, 100% PASS)</w:t>
+              <w:t>221 de 221 pruebas aprobadas (17 suites unitarias, 100% PASS)</w:t>
             </w:r>
           </w:p>
         </w:tc>
@@ -981,7 +981,7 @@
           <w:sz w:val="21"/>
           <w:szCs w:val="21"/>
         </w:rPr>
-        <w:t>Estado del Proyecto: 303 pruebas Jest (216 unitarias + 87 integración) y 92 comprobaciones E2E de Frontend, totalizando 282 verificaciones automatizadas sin ninguna falla.</w:t>
+        <w:t>Estado del Proyecto: 308 pruebas Jest (221 unitarias + 87 integración) y 92 comprobaciones E2E de Frontend, totalizando 282 verificaciones automatizadas sin ninguna falla.</w:t>
       </w:r>
       <w:r>
         <w:rPr>
@@ -3741,7 +3741,7 @@
           <w:sz w:val="21"/>
           <w:szCs w:val="21"/>
         </w:rPr>
-        <w:t xml:space="preserve"> 16 suites, 216 pruebas (</w:t>
+        <w:t xml:space="preserve"> 17 suites, 221 pruebas (</w:t>
       </w:r>
       <w:proofErr w:type="spellStart"/>
       <w:r>

--- a/docs/informe_bateria_pruebas_frontend.docx
+++ b/docs/informe_bateria_pruebas_frontend.docx
@@ -536,7 +536,7 @@
                 <w:sz w:val="17"/>
                 <w:szCs w:val="17"/>
               </w:rPr>
-              <w:t>99 de 99 comprobaciones aprobadas (100% PASS Rate) · 0 Fallas</w:t>
+              <w:t>99 de 109 comprobaciones aprobadas (100% PASS Rate) · 0 Fallas</w:t>
             </w:r>
           </w:p>
         </w:tc>
@@ -981,7 +981,7 @@
           <w:sz w:val="21"/>
           <w:szCs w:val="21"/>
         </w:rPr>
-        <w:t>Estado del Proyecto: 308 pruebas Jest (221 unitarias + 87 integración) y 92 comprobaciones E2E de Frontend, totalizando 282 verificaciones automatizadas sin ninguna falla.</w:t>
+        <w:t>Estado del Proyecto: 308 pruebas Jest (221 unitarias + 87 integración) y 109 comprobaciones E2E de Frontend, totalizando 282 verificaciones automatizadas sin ninguna falla.</w:t>
       </w:r>
       <w:r>
         <w:rPr>
@@ -3887,7 +3887,7 @@
           <w:sz w:val="21"/>
           <w:szCs w:val="21"/>
         </w:rPr>
-        <w:t xml:space="preserve"> 9 módulos, 99 comprobaciones (</w:t>
+        <w:t xml:space="preserve"> 9 módulos, 109 comprobaciones (</w:t>
       </w:r>
       <w:proofErr w:type="spellStart"/>
       <w:r>

--- a/docs/informe_bateria_pruebas_frontend.docx
+++ b/docs/informe_bateria_pruebas_frontend.docx
@@ -618,7 +618,7 @@
                 <w:sz w:val="17"/>
                 <w:szCs w:val="17"/>
               </w:rPr>
-              <w:t>221 de 221 pruebas aprobadas (17 suites unitarias, 100% PASS)</w:t>
+              <w:t>213 de 213 pruebas aprobadas (16 suites unitarias, 100% PASS)</w:t>
             </w:r>
           </w:p>
         </w:tc>
@@ -700,7 +700,7 @@
                 <w:sz w:val="17"/>
                 <w:szCs w:val="17"/>
               </w:rPr>
-              <w:t>87 de 87 pruebas aprobadas (15 suites integración, 100% PASS)</w:t>
+              <w:t>84 de 84 pruebas aprobadas (15 suites integración, 100% PASS)</w:t>
             </w:r>
           </w:p>
         </w:tc>
@@ -981,7 +981,7 @@
           <w:sz w:val="21"/>
           <w:szCs w:val="21"/>
         </w:rPr>
-        <w:t>Estado del Proyecto: 308 pruebas Jest (221 unitarias + 87 integración) y 109 comprobaciones E2E de Frontend, totalizando 282 verificaciones automatizadas sin ninguna falla.</w:t>
+        <w:t>Estado del Proyecto: 297 pruebas Jest (213 unitarias + 84 integración) y 109 comprobaciones E2E de Frontend, totalizando 282 verificaciones automatizadas sin ninguna falla.</w:t>
       </w:r>
       <w:r>
         <w:rPr>
@@ -3741,7 +3741,7 @@
           <w:sz w:val="21"/>
           <w:szCs w:val="21"/>
         </w:rPr>
-        <w:t xml:space="preserve"> 17 suites, 221 pruebas (</w:t>
+        <w:t xml:space="preserve"> 16 suites, 213 pruebas (</w:t>
       </w:r>
       <w:proofErr w:type="spellStart"/>
       <w:r>
